--- a/МатМодиИИ/gia__doc_docx/Б3.01(Д)_Выполнение и защита выпускной квалификационной работы.docx
+++ b/МатМодиИИ/gia__doc_docx/Б3.01(Д)_Выполнение и защита выпускной квалификационной работы.docx
@@ -4602,201 +4602,6 @@
       </w:tr>
       <w:tr>
         <w:trPr>
-          <w:trHeight w:val="264"/>
-        </w:trPr>
-        <w:tc>
-          <w:tcPr>
-            <w:tcW w:w="900" w:type="dxa"/>
-            <w:vAlign w:val="center"/>
-          </w:tcPr>
-          <w:p>
-            <w:pPr>
-              <w:pStyle w:val="TableParagraph"/>
-              <w:spacing w:line="276" w:lineRule="auto"/>
-              <w:jc w:val="center"/>
-              <w:rPr>
-                <w:sz w:val="24"/>
-                <w:szCs w:val="24"/>
-                <w:lang w:val="ru-RU"/>
-              </w:rPr>
-            </w:pPr>
-            <w:r>
-              <w:rPr>
-                <w:lang w:val="ru-RU"/>
-              </w:rPr>
-              <w:t>УК-7</w:t>
-            </w:r>
-          </w:p>
-        </w:tc>
-        <w:tc>
-          <w:tcPr>
-            <w:tcW w:w="8820" w:type="dxa"/>
-          </w:tcPr>
-          <w:p>
-            <w:pPr>
-              <w:pStyle w:val="TableParagraph"/>
-              <w:spacing w:line="276" w:lineRule="auto"/>
-              <w:ind w:left="93"/>
-              <w:rPr>
-                <w:lang w:val="ru-RU"/>
-              </w:rPr>
-            </w:pPr>
-            <w:r>
-              <w:rPr>
-                <w:lang w:val="ru-RU"/>
-              </w:rPr>
-              <w:t>Способен поддерживать должный уровень физической подготовленности для обеспечения полноценной социальной и профессиональной деятельности</w:t>
-            </w:r>
-          </w:p>
-        </w:tc>
-      </w:tr>
-      <w:tr>
-        <w:trPr>
-          <w:trHeight w:val="264"/>
-        </w:trPr>
-        <w:tc>
-          <w:tcPr>
-            <w:tcW w:w="900" w:type="dxa"/>
-            <w:vAlign w:val="center"/>
-          </w:tcPr>
-          <w:p>
-            <w:pPr>
-              <w:pStyle w:val="TableParagraph"/>
-              <w:spacing w:line="276" w:lineRule="auto"/>
-              <w:jc w:val="center"/>
-              <w:rPr>
-                <w:lang w:val="ru-RU"/>
-              </w:rPr>
-            </w:pPr>
-            <w:r>
-              <w:rPr>
-                <w:lang w:val="ru-RU"/>
-              </w:rPr>
-              <w:t>УК-8</w:t>
-            </w:r>
-          </w:p>
-        </w:tc>
-        <w:tc>
-          <w:tcPr>
-            <w:tcW w:w="8820" w:type="dxa"/>
-          </w:tcPr>
-          <w:p>
-            <w:pPr>
-              <w:pStyle w:val="TableParagraph"/>
-              <w:spacing w:line="276" w:lineRule="auto"/>
-              <w:ind w:left="93"/>
-              <w:rPr>
-                <w:lang w:val="ru-RU"/>
-              </w:rPr>
-            </w:pPr>
-            <w:r>
-              <w:rPr>
-                <w:lang w:val="ru-RU"/>
-              </w:rPr>
-              <w:t>Способен создавать и поддерживать в повседневной жизни и в профессиональной деятельности безопасные условия жизнедеятельности для сохранения природной среды, обеспечения устойчивого развития общества, в том числе при угрозе и возникновении чрезвычайных ситуаций и военных конфликтов</w:t>
-            </w:r>
-          </w:p>
-        </w:tc>
-      </w:tr>
-      <w:tr>
-        <w:trPr>
-          <w:trHeight w:val="264"/>
-        </w:trPr>
-        <w:tc>
-          <w:tcPr>
-            <w:tcW w:w="900" w:type="dxa"/>
-            <w:vAlign w:val="center"/>
-          </w:tcPr>
-          <w:p>
-            <w:pPr>
-              <w:pStyle w:val="TableParagraph"/>
-              <w:spacing w:line="276" w:lineRule="auto"/>
-              <w:jc w:val="center"/>
-              <w:rPr>
-                <w:lang w:val="ru-RU"/>
-              </w:rPr>
-            </w:pPr>
-            <w:r>
-              <w:rPr>
-                <w:lang w:val="ru-RU"/>
-              </w:rPr>
-              <w:lastRenderedPageBreak/>
-              <w:t>УК-9</w:t>
-            </w:r>
-          </w:p>
-        </w:tc>
-        <w:tc>
-          <w:tcPr>
-            <w:tcW w:w="8820" w:type="dxa"/>
-          </w:tcPr>
-          <w:p>
-            <w:pPr>
-              <w:pStyle w:val="TableParagraph"/>
-              <w:spacing w:line="276" w:lineRule="auto"/>
-              <w:ind w:left="93"/>
-              <w:rPr>
-                <w:lang w:val="ru-RU"/>
-              </w:rPr>
-            </w:pPr>
-            <w:r>
-              <w:rPr>
-                <w:lang w:val="ru-RU"/>
-              </w:rPr>
-              <w:t>Способен принимать обоснованные экономические решения в различных областях жизнедеятельности</w:t>
-            </w:r>
-          </w:p>
-        </w:tc>
-      </w:tr>
-      <w:tr>
-        <w:trPr>
-          <w:trHeight w:val="264"/>
-        </w:trPr>
-        <w:tc>
-          <w:tcPr>
-            <w:tcW w:w="900" w:type="dxa"/>
-            <w:vAlign w:val="center"/>
-          </w:tcPr>
-          <w:p>
-            <w:pPr>
-              <w:pStyle w:val="TableParagraph"/>
-              <w:spacing w:line="276" w:lineRule="auto"/>
-              <w:jc w:val="center"/>
-              <w:rPr>
-                <w:lang w:val="ru-RU"/>
-              </w:rPr>
-            </w:pPr>
-            <w:r>
-              <w:rPr>
-                <w:lang w:val="ru-RU"/>
-              </w:rPr>
-              <w:t>УК-10</w:t>
-            </w:r>
-          </w:p>
-        </w:tc>
-        <w:tc>
-          <w:tcPr>
-            <w:tcW w:w="8820" w:type="dxa"/>
-          </w:tcPr>
-          <w:p>
-            <w:pPr>
-              <w:pStyle w:val="TableParagraph"/>
-              <w:spacing w:line="276" w:lineRule="auto"/>
-              <w:ind w:left="93"/>
-              <w:rPr>
-                <w:lang w:val="ru-RU"/>
-              </w:rPr>
-            </w:pPr>
-            <w:r>
-              <w:rPr>
-                <w:lang w:val="ru-RU"/>
-              </w:rPr>
-              <w:t>Способен формировать нетерпимое отношение к проявлениям экстремизма, терроризма, коррупционному поведению и противодействовать им в профессиональной деятельности</w:t>
-            </w:r>
-          </w:p>
-        </w:tc>
-      </w:tr>
-      <w:tr>
-        <w:trPr>
           <w:trHeight w:val="239"/>
         </w:trPr>
         <w:tc>
@@ -7536,19 +7341,17 @@
               <w:rPr>
                 <w:lang w:val="ru-RU"/>
               </w:rPr>
-              <w:t>УК-1, УК-3, УК-6, УК-7, УК-8, УК-</w:t>
+              <w:t>УК-1, УК-3, УК-6, ОПК-1, ОПК-2, ПК-1, ПК-2, ПК-3</w:t>
             </w:r>
             <w:r>
               <w:rPr>
                 <w:lang w:val="ru-RU"/>
               </w:rPr>
-              <w:t>9</w:t>
             </w:r>
             <w:r>
               <w:rPr>
                 <w:lang w:val="ru-RU"/>
               </w:rPr>
-              <w:t>, УК-10, ОПК-1, ОПК-2, ПК-1, ПК-2, ПК-3</w:t>
             </w:r>
           </w:p>
         </w:tc>
@@ -7660,7 +7463,7 @@
               </w:rPr>
             </w:pPr>
             <w:r>
-              <w:t>УК-9, ОПК-2, ПК-4</w:t>
+              <w:t>ОПК-2, ПК-4</w:t>
             </w:r>
           </w:p>
         </w:tc>
@@ -8766,19 +8569,17 @@
         <w:rPr>
           <w:lang w:val="ru-RU"/>
         </w:rPr>
-        <w:t xml:space="preserve">ГЭК выставляет единую оценку, согласованную всеми членами комиссии, по </w:t>
+        <w:t>ГЭК выставляет единую оценку, согласованную всеми членами комиссии, по шкале: «отлично» (5), «хорошо» (4), «удовлетворительно» (3), «неудовлетворительно» (2).</w:t>
       </w:r>
       <w:r>
         <w:rPr>
           <w:lang w:val="ru-RU" w:eastAsia="ru-RU"/>
         </w:rPr>
-        <w:t>четырехбалльной шкале</w:t>
-      </w:r>
-      <w:r>
-        <w:rPr>
-          <w:lang w:val="ru-RU"/>
-        </w:rPr>
-        <w:t>.</w:t>
+      </w:r>
+      <w:r>
+        <w:rPr>
+          <w:lang w:val="ru-RU"/>
+        </w:rPr>
       </w:r>
     </w:p>
     <w:p>
@@ -10416,6 +10217,7 @@
     <w:p>
       <w:pPr>
         <w:pStyle w:val="ae"/>
+        <w:jc w:val="center"/>
         <w:rPr>
           <w:b/>
           <w:sz w:val="16"/>
@@ -10423,6 +10225,13 @@
           <w:lang w:val="ru-RU"/>
         </w:rPr>
       </w:pPr>
+      <w:r>
+        <w:rPr>
+          <w:rFonts w:ascii="Times New Roman" w:hAnsi="Times New Roman"/>
+          <w:sz w:val="24"/>
+        </w:rPr>
+        <w:t>Титульный лист к дипломной работе</w:t>
+      </w:r>
     </w:p>
     <w:p>
       <w:pPr>
@@ -11243,25 +11052,41 @@
     </w:p>
     <w:p>
       <w:pPr>
-        <w:spacing w:after="0" w:line="240" w:lineRule="auto"/>
+        <w:spacing w:before="120" w:after="0"/>
+        <w:jc w:val="both"/>
+        <w:rPr>
+          <w:rFonts w:ascii="Times New Roman" w:hAnsi="Times New Roman"/>
+          <w:sz w:val="28"/>
+          <w:szCs w:val="28"/>
+          <w:u w:val="single"/>
+        </w:rPr>
+      </w:pPr>
+      <w:r>
+        <w:rPr>
+          <w:rFonts w:ascii="Times New Roman" w:hAnsi="Times New Roman"/>
+          <w:sz w:val="28"/>
+          <w:szCs w:val="28"/>
+        </w:rPr>
+        <w:t>Консультант (при необходимости) ____________________</w:t>
+      </w:r>
+    </w:p>
+    <w:p>
+      <w:pPr>
+        <w:spacing w:after="0"/>
+        <w:ind w:left="2836" w:hanging="1"/>
         <w:jc w:val="center"/>
         <w:rPr>
           <w:rFonts w:ascii="Times New Roman" w:hAnsi="Times New Roman"/>
-          <w:sz w:val="28"/>
-          <w:szCs w:val="28"/>
-        </w:rPr>
-      </w:pPr>
-    </w:p>
-    <w:p>
-      <w:pPr>
-        <w:spacing w:after="0" w:line="240" w:lineRule="auto"/>
-        <w:jc w:val="center"/>
-        <w:rPr>
-          <w:rFonts w:ascii="Times New Roman" w:hAnsi="Times New Roman"/>
-          <w:sz w:val="28"/>
-          <w:szCs w:val="28"/>
-        </w:rPr>
-      </w:pPr>
+          <w:i/>
+        </w:rPr>
+      </w:pPr>
+      <w:r>
+        <w:rPr>
+          <w:rFonts w:ascii="Times New Roman" w:hAnsi="Times New Roman"/>
+          <w:i/>
+        </w:rPr>
+        <w:t>ученая степень, звание, Фамилия И.О.</w:t>
+      </w:r>
     </w:p>
     <w:p>
       <w:pPr>
